--- a/LabWorks/Лабораторная работа №27.docx
+++ b/LabWorks/Лабораторная работа №27.docx
@@ -16,7 +16,7 @@
         <w:t>2</w:t>
       </w:r>
       <w:r>
-        <w:t>8</w:t>
+        <w:t>7</w:t>
       </w:r>
       <w:r>
         <w:br/>
@@ -2112,9 +2112,6 @@
     <w:p>
       <w:pPr>
         <w:pStyle w:val="ad"/>
-        <w:rPr>
-          <w:lang w:val="ru-RU"/>
-        </w:rPr>
       </w:pPr>
       <w:r>
         <w:t xml:space="preserve">await </w:t>
@@ -2766,15 +2763,28 @@
     <w:p>
       <w:pPr>
         <w:pStyle w:val="ad"/>
-      </w:pPr>
-      <w:proofErr w:type="spellStart"/>
+        <w:rPr>
+          <w:lang w:val="ru-RU"/>
+        </w:rPr>
+      </w:pPr>
       <w:proofErr w:type="gramStart"/>
       <w:r>
-        <w:t>app.Run</w:t>
-      </w:r>
-      <w:proofErr w:type="spellEnd"/>
+        <w:t>app</w:t>
+      </w:r>
+      <w:r>
+        <w:rPr>
+          <w:lang w:val="ru-RU"/>
+        </w:rPr>
+        <w:t>.</w:t>
+      </w:r>
+      <w:r>
+        <w:t>Run</w:t>
+      </w:r>
       <w:proofErr w:type="gramEnd"/>
       <w:r>
+        <w:rPr>
+          <w:lang w:val="ru-RU"/>
+        </w:rPr>
         <w:t>();</w:t>
       </w:r>
     </w:p>
@@ -2847,9 +2857,6 @@
     <w:p>
       <w:pPr>
         <w:pStyle w:val="ad"/>
-        <w:rPr>
-          <w:lang w:val="ru-RU"/>
-        </w:rPr>
       </w:pPr>
       <w:r>
         <w:t xml:space="preserve">var connection = new </w:t>
@@ -2871,21 +2878,12 @@
     <w:p>
       <w:pPr>
         <w:pStyle w:val="ad"/>
-        <w:rPr>
-          <w:lang w:val="ru-RU"/>
-        </w:rPr>
-      </w:pPr>
-      <w:r>
-        <w:rPr>
-          <w:lang w:val="ru-RU"/>
-        </w:rPr>
+      </w:pPr>
+      <w:r>
         <w:tab/>
       </w:r>
       <w:proofErr w:type="gramStart"/>
       <w:r>
-        <w:rPr>
-          <w:lang w:val="ru-RU"/>
-        </w:rPr>
         <w:t>.</w:t>
       </w:r>
       <w:proofErr w:type="spellStart"/>
@@ -2895,36 +2893,24 @@
       <w:proofErr w:type="spellEnd"/>
       <w:proofErr w:type="gramEnd"/>
       <w:r>
-        <w:rPr>
-          <w:lang w:val="ru-RU"/>
-        </w:rPr>
         <w:t>("</w:t>
       </w:r>
       <w:r>
         <w:t>http</w:t>
       </w:r>
       <w:r>
-        <w:rPr>
-          <w:lang w:val="ru-RU"/>
-        </w:rPr>
         <w:t>://</w:t>
       </w:r>
       <w:r>
         <w:t>localhost</w:t>
       </w:r>
       <w:r>
-        <w:rPr>
-          <w:lang w:val="ru-RU"/>
-        </w:rPr>
         <w:t>:5000/</w:t>
       </w:r>
       <w:r>
         <w:t>chat</w:t>
       </w:r>
       <w:r>
-        <w:rPr>
-          <w:lang w:val="ru-RU"/>
-        </w:rPr>
         <w:t>")</w:t>
       </w:r>
     </w:p>
@@ -2936,9 +2922,6 @@
         </w:rPr>
       </w:pPr>
       <w:r>
-        <w:rPr>
-          <w:lang w:val="ru-RU"/>
-        </w:rPr>
         <w:tab/>
       </w:r>
       <w:proofErr w:type="gramStart"/>
@@ -2964,6 +2947,9 @@
     <w:p>
       <w:pPr>
         <w:pStyle w:val="ad"/>
+        <w:rPr>
+          <w:lang w:val="ru-RU"/>
+        </w:rPr>
       </w:pPr>
       <w:r>
         <w:rPr>
@@ -2973,23 +2959,41 @@
       </w:r>
       <w:proofErr w:type="gramStart"/>
       <w:r>
-        <w:t>.Build</w:t>
+        <w:rPr>
+          <w:lang w:val="ru-RU"/>
+        </w:rPr>
+        <w:t>.</w:t>
+      </w:r>
+      <w:r>
+        <w:t>Build</w:t>
       </w:r>
       <w:proofErr w:type="gramEnd"/>
       <w:r>
+        <w:rPr>
+          <w:lang w:val="ru-RU"/>
+        </w:rPr>
         <w:t>();</w:t>
       </w:r>
     </w:p>
     <w:p>
       <w:pPr>
         <w:pStyle w:val="ad"/>
-      </w:pPr>
-    </w:p>
-    <w:p>
-      <w:pPr>
-        <w:pStyle w:val="ad"/>
-      </w:pPr>
-      <w:r>
+        <w:rPr>
+          <w:lang w:val="ru-RU"/>
+        </w:rPr>
+      </w:pPr>
+    </w:p>
+    <w:p>
+      <w:pPr>
+        <w:pStyle w:val="ad"/>
+        <w:rPr>
+          <w:lang w:val="ru-RU"/>
+        </w:rPr>
+      </w:pPr>
+      <w:r>
+        <w:rPr>
+          <w:lang w:val="ru-RU"/>
+        </w:rPr>
         <w:t xml:space="preserve">// </w:t>
       </w:r>
       <w:r>
@@ -2999,6 +3003,9 @@
         <w:t>обработка</w:t>
       </w:r>
       <w:r>
+        <w:rPr>
+          <w:lang w:val="ru-RU"/>
+        </w:rPr>
         <w:t xml:space="preserve"> </w:t>
       </w:r>
       <w:r>
@@ -3008,6 +3015,9 @@
         <w:t>входящих</w:t>
       </w:r>
       <w:r>
+        <w:rPr>
+          <w:lang w:val="ru-RU"/>
+        </w:rPr>
         <w:t xml:space="preserve"> </w:t>
       </w:r>
       <w:r>
@@ -3017,6 +3027,9 @@
         <w:t>сообщений</w:t>
       </w:r>
       <w:r>
+        <w:rPr>
+          <w:lang w:val="ru-RU"/>
+        </w:rPr>
         <w:t xml:space="preserve"> </w:t>
       </w:r>
       <w:r>
@@ -3026,6 +3039,9 @@
         <w:t>от</w:t>
       </w:r>
       <w:r>
+        <w:rPr>
+          <w:lang w:val="ru-RU"/>
+        </w:rPr>
         <w:t xml:space="preserve"> </w:t>
       </w:r>
       <w:r>
@@ -3069,9 +3085,6 @@
     <w:p>
       <w:pPr>
         <w:pStyle w:val="ad"/>
-        <w:rPr>
-          <w:lang w:val="ru-RU"/>
-        </w:rPr>
       </w:pPr>
       <w:r>
         <w:t>{</w:t>
@@ -3082,9 +3095,6 @@
         <w:pStyle w:val="ad"/>
       </w:pPr>
       <w:r>
-        <w:rPr>
-          <w:lang w:val="ru-RU"/>
-        </w:rPr>
         <w:tab/>
       </w:r>
       <w:proofErr w:type="spellStart"/>
@@ -3125,9 +3135,6 @@
     <w:p>
       <w:pPr>
         <w:pStyle w:val="ad"/>
-        <w:rPr>
-          <w:lang w:val="ru-RU"/>
-        </w:rPr>
       </w:pPr>
       <w:proofErr w:type="spellStart"/>
       <w:r>
@@ -3141,9 +3148,6 @@
     <w:p>
       <w:pPr>
         <w:pStyle w:val="ad"/>
-        <w:rPr>
-          <w:lang w:val="ru-RU"/>
-        </w:rPr>
       </w:pPr>
     </w:p>
     <w:p>
@@ -3167,9 +3171,6 @@
         <w:pStyle w:val="ad"/>
       </w:pPr>
       <w:r>
-        <w:rPr>
-          <w:lang w:val="ru-RU"/>
-        </w:rPr>
         <w:tab/>
       </w:r>
       <w:r>
@@ -3189,9 +3190,6 @@
         <w:pStyle w:val="ad"/>
       </w:pPr>
       <w:r>
-        <w:rPr>
-          <w:lang w:val="ru-RU"/>
-        </w:rPr>
         <w:tab/>
       </w:r>
       <w:r>
@@ -3211,20 +3209,11 @@
     <w:p>
       <w:pPr>
         <w:pStyle w:val="ad"/>
-        <w:rPr>
-          <w:lang w:val="ru-RU"/>
-        </w:rPr>
-      </w:pPr>
-      <w:r>
-        <w:rPr>
-          <w:lang w:val="ru-RU"/>
-        </w:rPr>
+      </w:pPr>
+      <w:r>
         <w:tab/>
       </w:r>
       <w:r>
-        <w:rPr>
-          <w:lang w:val="ru-RU"/>
-        </w:rPr>
         <w:tab/>
       </w:r>
       <w:r>
@@ -3236,9 +3225,6 @@
         <w:pStyle w:val="ad"/>
       </w:pPr>
       <w:r>
-        <w:rPr>
-          <w:lang w:val="ru-RU"/>
-        </w:rPr>
         <w:tab/>
       </w:r>
       <w:r>
@@ -3271,6 +3257,9 @@
         </w:rPr>
       </w:pPr>
       <w:r>
+        <w:rPr>
+          <w:lang w:val="ru-RU"/>
+        </w:rPr>
         <w:t>}</w:t>
       </w:r>
     </w:p>
@@ -3290,16 +3279,34 @@
         </w:rPr>
       </w:pPr>
       <w:r>
-        <w:t xml:space="preserve">await </w:t>
-      </w:r>
-      <w:proofErr w:type="spellStart"/>
+        <w:t>await</w:t>
+      </w:r>
+      <w:r>
+        <w:rPr>
+          <w:lang w:val="ru-RU"/>
+        </w:rPr>
+        <w:t xml:space="preserve"> </w:t>
+      </w:r>
       <w:proofErr w:type="gramStart"/>
       <w:r>
-        <w:t>connection.StopAsync</w:t>
+        <w:t>connection</w:t>
+      </w:r>
+      <w:r>
+        <w:rPr>
+          <w:lang w:val="ru-RU"/>
+        </w:rPr>
+        <w:t>.</w:t>
+      </w:r>
+      <w:proofErr w:type="spellStart"/>
+      <w:r>
+        <w:t>StopAsync</w:t>
       </w:r>
       <w:proofErr w:type="spellEnd"/>
       <w:proofErr w:type="gramEnd"/>
       <w:r>
+        <w:rPr>
+          <w:lang w:val="ru-RU"/>
+        </w:rPr>
         <w:t>();</w:t>
       </w:r>
     </w:p>
@@ -5543,6 +5550,7 @@
   <w:style w:type="character" w:default="1" w:styleId="a1">
     <w:name w:val="Default Paragraph Font"/>
     <w:uiPriority w:val="1"/>
+    <w:semiHidden/>
     <w:unhideWhenUsed/>
   </w:style>
   <w:style w:type="table" w:default="1" w:styleId="a2">
